--- a/L54_P1_Student_Packet.docx
+++ b/L54_P1_Student_Packet.docx
@@ -433,7 +433,7 @@
         <w:t xml:space="preserve">a. √(x - 2) + 3 = 5 </w:t>
         <w:br/>
         <w:br/>
-        <w:t>b. \sqrt[3]{x - 1} = 2</w:t>
+        <w:t>b. ³√(x - 1) = 2</w:t>
       </w:r>
     </w:p>
     <w:p>
@@ -823,7 +823,7 @@
         <w:rPr>
           <w:sz w:val="22"/>
         </w:rPr>
-        <w:t>Solve each radical equation. (\sqrt[3]{x}+8=13)</w:t>
+        <w:t>Solve each radical equation. (³√(x)+8=13)</w:t>
       </w:r>
     </w:p>
     <w:p>
